--- a/小野町_引継ぎ_整理済/03_計画素案/小野町_高齢者計画素案_国資料・審議会資料との照合と修正対応方針_20261020.docx
+++ b/小野町_引継ぎ_整理済/03_計画素案/小野町_高齢者計画素案_国資料・審議会資料との照合と修正対応方針_20261020.docx
@@ -622,7 +622,16 @@
           <w:i w:val="0"/>
           <w:sz w:val="21"/>
         </w:rPr>
-        <w:t>本書は方針であり、素案はまだ直していません。</w:t>
+        <w:t>誤り2件と書き足し5件は、素案の第13版（令和8年10月20日）に反映しました。</w:t>
+      </w:r>
+      <w:r>
+        <w:rPr>
+          <w:rFonts w:ascii="游ゴシック" w:hAnsi="游ゴシック" w:eastAsia="游ゴシック"/>
+          <w:b w:val="0"/>
+          <w:i w:val="0"/>
+          <w:sz w:val="21"/>
+        </w:rPr>
+        <w:t xml:space="preserve"> №3は、国が見直しを検討している旨の1文を加えました（再算定は政令改正の後）。素案の現状の欄は反映前（第12版）の状態を、語の出現は第13版のものを示します。</w:t>
       </w:r>
     </w:p>
     <w:p>
@@ -1308,8 +1317,8 @@
         <w:gridCol w:w="907"/>
         <w:gridCol w:w="2608"/>
         <w:gridCol w:w="2835"/>
-        <w:gridCol w:w="907"/>
-        <w:gridCol w:w="510"/>
+        <w:gridCol w:w="850"/>
+        <w:gridCol w:w="567"/>
       </w:tblGrid>
       <w:tr>
         <w:tc>
@@ -1400,7 +1409,7 @@
                 <w:color w:val="FFFFFF"/>
                 <w:sz w:val="17"/>
               </w:rPr>
-              <w:t>素案の現状</w:t>
+              <w:t>素案（第12版）の現状</w:t>
             </w:r>
           </w:p>
         </w:tc>
@@ -1429,7 +1438,7 @@
         </w:tc>
         <w:tc>
           <w:tcPr>
-            <w:tcW w:type="dxa" w:w="907"/>
+            <w:tcW w:type="dxa" w:w="850"/>
             <w:shd w:val="clear" w:fill="1F3864"/>
             <w:vAlign w:val="center"/>
           </w:tcPr>
@@ -1452,7 +1461,7 @@
         </w:tc>
         <w:tc>
           <w:tcPr>
-            <w:tcW w:type="dxa" w:w="510"/>
+            <w:tcW w:type="dxa" w:w="567"/>
             <w:shd w:val="clear" w:fill="1F3864"/>
             <w:vAlign w:val="center"/>
           </w:tcPr>
@@ -1469,7 +1478,7 @@
                 <w:color w:val="FFFFFF"/>
                 <w:sz w:val="17"/>
               </w:rPr>
-              <w:t>優先</w:t>
+              <w:t>第13版</w:t>
             </w:r>
           </w:p>
         </w:tc>
@@ -1595,7 +1604,7 @@
         </w:tc>
         <w:tc>
           <w:tcPr>
-            <w:tcW w:type="dxa" w:w="907"/>
+            <w:tcW w:type="dxa" w:w="850"/>
             <w:vAlign w:val="center"/>
           </w:tcPr>
           <w:p>
@@ -1615,7 +1624,7 @@
         </w:tc>
         <w:tc>
           <w:tcPr>
-            <w:tcW w:type="dxa" w:w="510"/>
+            <w:tcW w:type="dxa" w:w="567"/>
             <w:vAlign w:val="center"/>
           </w:tcPr>
           <w:p>
@@ -1625,11 +1634,11 @@
             <w:r>
               <w:rPr>
                 <w:rFonts w:ascii="游ゴシック" w:hAnsi="游ゴシック" w:eastAsia="游ゴシック"/>
-                <w:b w:val="0"/>
+                <w:b/>
                 <w:i w:val="0"/>
                 <w:sz w:val="17"/>
               </w:rPr>
-              <w:t>高</w:t>
+              <w:t>反映済み</w:t>
             </w:r>
           </w:p>
         </w:tc>
@@ -1755,7 +1764,7 @@
         </w:tc>
         <w:tc>
           <w:tcPr>
-            <w:tcW w:type="dxa" w:w="907"/>
+            <w:tcW w:type="dxa" w:w="850"/>
             <w:vAlign w:val="center"/>
           </w:tcPr>
           <w:p>
@@ -1775,7 +1784,7 @@
         </w:tc>
         <w:tc>
           <w:tcPr>
-            <w:tcW w:type="dxa" w:w="510"/>
+            <w:tcW w:type="dxa" w:w="567"/>
             <w:vAlign w:val="center"/>
           </w:tcPr>
           <w:p>
@@ -1785,11 +1794,11 @@
             <w:r>
               <w:rPr>
                 <w:rFonts w:ascii="游ゴシック" w:hAnsi="游ゴシック" w:eastAsia="游ゴシック"/>
-                <w:b w:val="0"/>
+                <w:b/>
                 <w:i w:val="0"/>
                 <w:sz w:val="17"/>
               </w:rPr>
-              <w:t>高</w:t>
+              <w:t>反映済み</w:t>
             </w:r>
           </w:p>
         </w:tc>
@@ -1906,7 +1915,7 @@
         </w:tc>
         <w:tc>
           <w:tcPr>
-            <w:tcW w:type="dxa" w:w="907"/>
+            <w:tcW w:type="dxa" w:w="850"/>
             <w:vAlign w:val="center"/>
           </w:tcPr>
           <w:p>
@@ -1926,7 +1935,7 @@
         </w:tc>
         <w:tc>
           <w:tcPr>
-            <w:tcW w:type="dxa" w:w="510"/>
+            <w:tcW w:type="dxa" w:w="567"/>
             <w:vAlign w:val="center"/>
           </w:tcPr>
           <w:p>
@@ -1936,11 +1945,11 @@
             <w:r>
               <w:rPr>
                 <w:rFonts w:ascii="游ゴシック" w:hAnsi="游ゴシック" w:eastAsia="游ゴシック"/>
-                <w:b w:val="0"/>
+                <w:b/>
                 <w:i w:val="0"/>
                 <w:sz w:val="17"/>
               </w:rPr>
-              <w:t>高</w:t>
+              <w:t>反映済み</w:t>
             </w:r>
           </w:p>
         </w:tc>
@@ -2057,7 +2066,7 @@
         </w:tc>
         <w:tc>
           <w:tcPr>
-            <w:tcW w:type="dxa" w:w="907"/>
+            <w:tcW w:type="dxa" w:w="850"/>
             <w:vAlign w:val="center"/>
           </w:tcPr>
           <w:p>
@@ -2077,7 +2086,7 @@
         </w:tc>
         <w:tc>
           <w:tcPr>
-            <w:tcW w:type="dxa" w:w="510"/>
+            <w:tcW w:type="dxa" w:w="567"/>
             <w:vAlign w:val="center"/>
           </w:tcPr>
           <w:p>
@@ -2087,11 +2096,11 @@
             <w:r>
               <w:rPr>
                 <w:rFonts w:ascii="游ゴシック" w:hAnsi="游ゴシック" w:eastAsia="游ゴシック"/>
-                <w:b w:val="0"/>
+                <w:b/>
                 <w:i w:val="0"/>
                 <w:sz w:val="17"/>
               </w:rPr>
-              <w:t>高</w:t>
+              <w:t>反映済み</w:t>
             </w:r>
           </w:p>
         </w:tc>
@@ -2199,7 +2208,7 @@
         </w:tc>
         <w:tc>
           <w:tcPr>
-            <w:tcW w:type="dxa" w:w="907"/>
+            <w:tcW w:type="dxa" w:w="850"/>
             <w:vAlign w:val="center"/>
           </w:tcPr>
           <w:p>
@@ -2219,7 +2228,7 @@
         </w:tc>
         <w:tc>
           <w:tcPr>
-            <w:tcW w:type="dxa" w:w="510"/>
+            <w:tcW w:type="dxa" w:w="567"/>
             <w:vAlign w:val="center"/>
           </w:tcPr>
           <w:p>
@@ -2229,11 +2238,11 @@
             <w:r>
               <w:rPr>
                 <w:rFonts w:ascii="游ゴシック" w:hAnsi="游ゴシック" w:eastAsia="游ゴシック"/>
-                <w:b w:val="0"/>
+                <w:b/>
                 <w:i w:val="0"/>
                 <w:sz w:val="17"/>
               </w:rPr>
-              <w:t>中</w:t>
+              <w:t>反映済み</w:t>
             </w:r>
           </w:p>
         </w:tc>
@@ -2350,7 +2359,7 @@
         </w:tc>
         <w:tc>
           <w:tcPr>
-            <w:tcW w:type="dxa" w:w="907"/>
+            <w:tcW w:type="dxa" w:w="850"/>
             <w:vAlign w:val="center"/>
           </w:tcPr>
           <w:p>
@@ -2370,7 +2379,7 @@
         </w:tc>
         <w:tc>
           <w:tcPr>
-            <w:tcW w:type="dxa" w:w="510"/>
+            <w:tcW w:type="dxa" w:w="567"/>
             <w:vAlign w:val="center"/>
           </w:tcPr>
           <w:p>
@@ -2380,11 +2389,11 @@
             <w:r>
               <w:rPr>
                 <w:rFonts w:ascii="游ゴシック" w:hAnsi="游ゴシック" w:eastAsia="游ゴシック"/>
-                <w:b w:val="0"/>
+                <w:b/>
                 <w:i w:val="0"/>
                 <w:sz w:val="17"/>
               </w:rPr>
-              <w:t>中</w:t>
+              <w:t>反映済み</w:t>
             </w:r>
           </w:p>
         </w:tc>
@@ -2492,7 +2501,7 @@
         </w:tc>
         <w:tc>
           <w:tcPr>
-            <w:tcW w:type="dxa" w:w="907"/>
+            <w:tcW w:type="dxa" w:w="850"/>
             <w:vAlign w:val="center"/>
           </w:tcPr>
           <w:p>
@@ -2512,7 +2521,7 @@
         </w:tc>
         <w:tc>
           <w:tcPr>
-            <w:tcW w:type="dxa" w:w="510"/>
+            <w:tcW w:type="dxa" w:w="567"/>
             <w:vAlign w:val="center"/>
           </w:tcPr>
           <w:p>
@@ -2522,11 +2531,11 @@
             <w:r>
               <w:rPr>
                 <w:rFonts w:ascii="游ゴシック" w:hAnsi="游ゴシック" w:eastAsia="游ゴシック"/>
-                <w:b w:val="0"/>
+                <w:b/>
                 <w:i w:val="0"/>
                 <w:sz w:val="17"/>
               </w:rPr>
-              <w:t>中</w:t>
+              <w:t>反映済み</w:t>
             </w:r>
           </w:p>
         </w:tc>
@@ -2634,7 +2643,7 @@
         </w:tc>
         <w:tc>
           <w:tcPr>
-            <w:tcW w:type="dxa" w:w="907"/>
+            <w:tcW w:type="dxa" w:w="850"/>
             <w:vAlign w:val="center"/>
           </w:tcPr>
           <w:p>
@@ -2654,7 +2663,7 @@
         </w:tc>
         <w:tc>
           <w:tcPr>
-            <w:tcW w:type="dxa" w:w="510"/>
+            <w:tcW w:type="dxa" w:w="567"/>
             <w:vAlign w:val="center"/>
           </w:tcPr>
           <w:p>
@@ -2664,11 +2673,11 @@
             <w:r>
               <w:rPr>
                 <w:rFonts w:ascii="游ゴシック" w:hAnsi="游ゴシック" w:eastAsia="游ゴシック"/>
-                <w:b w:val="0"/>
+                <w:b/>
                 <w:i w:val="0"/>
                 <w:sz w:val="17"/>
               </w:rPr>
-              <w:t>中</w:t>
+              <w:t>反映済み</w:t>
             </w:r>
           </w:p>
         </w:tc>
@@ -2785,7 +2794,7 @@
         </w:tc>
         <w:tc>
           <w:tcPr>
-            <w:tcW w:type="dxa" w:w="907"/>
+            <w:tcW w:type="dxa" w:w="850"/>
             <w:vAlign w:val="center"/>
           </w:tcPr>
           <w:p>
@@ -2805,7 +2814,7 @@
         </w:tc>
         <w:tc>
           <w:tcPr>
-            <w:tcW w:type="dxa" w:w="510"/>
+            <w:tcW w:type="dxa" w:w="567"/>
             <w:vAlign w:val="center"/>
           </w:tcPr>
           <w:p>
@@ -2819,7 +2828,7 @@
                 <w:i w:val="0"/>
                 <w:sz w:val="17"/>
               </w:rPr>
-              <w:t>中</w:t>
+              <w:t>未</w:t>
             </w:r>
           </w:p>
         </w:tc>
@@ -2927,7 +2936,7 @@
         </w:tc>
         <w:tc>
           <w:tcPr>
-            <w:tcW w:type="dxa" w:w="907"/>
+            <w:tcW w:type="dxa" w:w="850"/>
             <w:vAlign w:val="center"/>
           </w:tcPr>
           <w:p>
@@ -2947,7 +2956,7 @@
         </w:tc>
         <w:tc>
           <w:tcPr>
-            <w:tcW w:type="dxa" w:w="510"/>
+            <w:tcW w:type="dxa" w:w="567"/>
             <w:vAlign w:val="center"/>
           </w:tcPr>
           <w:p>
@@ -2961,7 +2970,7 @@
                 <w:i w:val="0"/>
                 <w:sz w:val="17"/>
               </w:rPr>
-              <w:t>中</w:t>
+              <w:t>未</w:t>
             </w:r>
           </w:p>
         </w:tc>
@@ -3069,7 +3078,7 @@
         </w:tc>
         <w:tc>
           <w:tcPr>
-            <w:tcW w:type="dxa" w:w="907"/>
+            <w:tcW w:type="dxa" w:w="850"/>
             <w:vAlign w:val="center"/>
           </w:tcPr>
           <w:p>
@@ -3089,7 +3098,7 @@
         </w:tc>
         <w:tc>
           <w:tcPr>
-            <w:tcW w:type="dxa" w:w="510"/>
+            <w:tcW w:type="dxa" w:w="567"/>
             <w:vAlign w:val="center"/>
           </w:tcPr>
           <w:p>
@@ -3103,7 +3112,7 @@
                 <w:i w:val="0"/>
                 <w:sz w:val="17"/>
               </w:rPr>
-              <w:t>低</w:t>
+              <w:t>未</w:t>
             </w:r>
           </w:p>
         </w:tc>
@@ -3211,7 +3220,7 @@
         </w:tc>
         <w:tc>
           <w:tcPr>
-            <w:tcW w:type="dxa" w:w="907"/>
+            <w:tcW w:type="dxa" w:w="850"/>
             <w:vAlign w:val="center"/>
           </w:tcPr>
           <w:p>
@@ -3231,7 +3240,7 @@
         </w:tc>
         <w:tc>
           <w:tcPr>
-            <w:tcW w:type="dxa" w:w="510"/>
+            <w:tcW w:type="dxa" w:w="567"/>
             <w:vAlign w:val="center"/>
           </w:tcPr>
           <w:p>
@@ -3353,7 +3362,7 @@
         </w:tc>
         <w:tc>
           <w:tcPr>
-            <w:tcW w:type="dxa" w:w="907"/>
+            <w:tcW w:type="dxa" w:w="850"/>
             <w:vAlign w:val="center"/>
           </w:tcPr>
           <w:p>
@@ -3373,7 +3382,7 @@
         </w:tc>
         <w:tc>
           <w:tcPr>
-            <w:tcW w:type="dxa" w:w="510"/>
+            <w:tcW w:type="dxa" w:w="567"/>
             <w:vAlign w:val="center"/>
           </w:tcPr>
           <w:p>
@@ -3504,7 +3513,7 @@
                 <w:color w:val="FFFFFF"/>
                 <w:sz w:val="17"/>
               </w:rPr>
-              <w:t>素案での語の出現</w:t>
+              <w:t>素案（第13版）での語の出現</w:t>
             </w:r>
           </w:p>
         </w:tc>
@@ -3566,7 +3575,7 @@
                 <w:i w:val="0"/>
                 <w:sz w:val="17"/>
               </w:rPr>
-              <w:t>80万円以下 2／82.65万円 0</w:t>
+              <w:t>82.65万円 6／80万円以下 0</w:t>
             </w:r>
           </w:p>
         </w:tc>
@@ -3628,7 +3637,7 @@
                 <w:i w:val="0"/>
                 <w:sz w:val="17"/>
               </w:rPr>
-              <w:t>令和9年1月告示の予定 2</w:t>
+              <w:t>令和8年11月頃に告示の予定 2／令和9年1月告示の予定 0</w:t>
             </w:r>
           </w:p>
         </w:tc>
@@ -3690,7 +3699,7 @@
                 <w:i w:val="0"/>
                 <w:sz w:val="17"/>
               </w:rPr>
-              <w:t>国が示す標準乗率の改定を踏まえて確定 1</w:t>
+              <w:t>国が示す標準乗率の改定を踏まえて確定 1／課税化に伴う上昇の緩和 1</w:t>
             </w:r>
           </w:p>
         </w:tc>
@@ -3752,7 +3761,7 @@
                 <w:i w:val="0"/>
                 <w:sz w:val="17"/>
               </w:rPr>
-              <w:t>振興山村 4／一部指定 0</w:t>
+              <w:t>振興山村・一部指定 1</w:t>
             </w:r>
           </w:p>
         </w:tc>
@@ -3814,7 +3823,7 @@
                 <w:i w:val="0"/>
                 <w:sz w:val="17"/>
               </w:rPr>
-              <w:t>地域の類型 0</w:t>
+              <w:t>中山間・人口減少地域」の類型 2</w:t>
             </w:r>
           </w:p>
         </w:tc>
@@ -3876,7 +3885,7 @@
                 <w:i w:val="0"/>
                 <w:sz w:val="17"/>
               </w:rPr>
-              <w:t>SCR 0／死亡場所 0</w:t>
+              <w:t>SCR 5／死亡場所 3</w:t>
             </w:r>
           </w:p>
         </w:tc>
@@ -3938,7 +3947,7 @@
                 <w:i w:val="0"/>
                 <w:sz w:val="17"/>
               </w:rPr>
-              <w:t>一体的に実施する拠点 0</w:t>
+              <w:t>一体的に実施する拠点を運営する事業 1</w:t>
             </w:r>
           </w:p>
         </w:tc>
@@ -4000,7 +4009,7 @@
                 <w:i w:val="0"/>
                 <w:sz w:val="17"/>
               </w:rPr>
-              <w:t>身寄り 0</w:t>
+              <w:t>身寄り 2</w:t>
             </w:r>
           </w:p>
         </w:tc>
@@ -4062,7 +4071,7 @@
                 <w:i w:val="0"/>
                 <w:sz w:val="17"/>
               </w:rPr>
-              <w:t>有料老人ホーム 15</w:t>
+              <w:t>有料老人ホーム 16</w:t>
             </w:r>
           </w:p>
         </w:tc>
@@ -4967,7 +4976,7 @@
                 <w:i w:val="0"/>
                 <w:sz w:val="17"/>
               </w:rPr>
-              <w:t>すぐ</w:t>
+              <w:t>済み</w:t>
             </w:r>
           </w:p>
         </w:tc>
@@ -4987,7 +4996,7 @@
                 <w:i w:val="0"/>
                 <w:sz w:val="17"/>
               </w:rPr>
-              <w:t>№1・2の誤りを直す。№4〜8の書き足しを第13版に入れる</w:t>
+              <w:t>№1・2の誤りを直し、№4〜8を書き足した（第13版）</w:t>
             </w:r>
           </w:p>
         </w:tc>

--- a/小野町_引継ぎ_整理済/03_計画素案/小野町_高齢者計画素案_国資料・審議会資料との照合と修正対応方針_20261020.docx
+++ b/小野町_引継ぎ_整理済/03_計画素案/小野町_高齢者計画素案_国資料・審議会資料との照合と修正対応方針_20261020.docx
@@ -3885,7 +3885,7 @@
                 <w:i w:val="0"/>
                 <w:sz w:val="17"/>
               </w:rPr>
-              <w:t>SCR 5／死亡場所 3</w:t>
+              <w:t>SCR 13／死亡場所 1</w:t>
             </w:r>
           </w:p>
         </w:tc>
